--- a/lecNote/02_html_css/0729.4_CSS 선택자.docx
+++ b/lecNote/02_html_css/0729.4_CSS 선택자.docx
@@ -1,6 +1,6 @@
 
 <file path=word/document.xml><?xml version="1.0" encoding="utf-8"?>
-<w:document xmlns:wpc="http://schemas.microsoft.com/office/word/2010/wordprocessingCanvas" xmlns:cx="http://schemas.microsoft.com/office/drawing/2014/chartex" xmlns:cx1="http://schemas.microsoft.com/office/drawing/2015/9/8/chartex" xmlns:cx2="http://schemas.microsoft.com/office/drawing/2015/10/21/chartex" xmlns:cx3="http://schemas.microsoft.com/office/drawing/2016/5/9/chartex" xmlns:cx4="http://schemas.microsoft.com/office/drawing/2016/5/10/chartex" xmlns:cx5="http://schemas.microsoft.com/office/drawing/2016/5/11/chartex" xmlns:cx6="http://schemas.microsoft.com/office/drawing/2016/5/12/chartex" xmlns:cx7="http://schemas.microsoft.com/office/drawing/2016/5/13/chartex" xmlns:cx8="http://schemas.microsoft.com/office/drawing/2016/5/14/chartex" xmlns:mc="http://schemas.openxmlformats.org/markup-compatibility/2006" xmlns:aink="http://schemas.microsoft.com/office/drawing/2016/ink" xmlns:am3d="http://schemas.microsoft.com/office/drawing/2017/model3d" xmlns:o="urn:schemas-microsoft-com:office:office" xmlns:oel="http://schemas.microsoft.com/office/2019/extlst" xmlns:r="http://schemas.openxmlformats.org/officeDocument/2006/relationships" xmlns:m="http://schemas.openxmlformats.org/officeDocument/2006/math" xmlns:v="urn:schemas-microsoft-com:vml" xmlns:wp14="http://schemas.microsoft.com/office/word/2010/wordprocessingDrawing" xmlns:wp="http://schemas.openxmlformats.org/drawingml/2006/wordprocessingDrawing" xmlns:w10="urn:schemas-microsoft-com:office:word" xmlns:w="http://schemas.openxmlformats.org/wordprocessingml/2006/main" xmlns:w14="http://schemas.microsoft.com/office/word/2010/wordml" xmlns:w15="http://schemas.microsoft.com/office/word/2012/wordml" xmlns:w16cex="http://schemas.microsoft.com/office/word/2018/wordml/cex" xmlns:w16cid="http://schemas.microsoft.com/office/word/2016/wordml/cid" xmlns:w16="http://schemas.microsoft.com/office/word/2018/wordml" xmlns:w16du="http://schemas.microsoft.com/office/word/2023/wordml/word16du" xmlns:w16sdtdh="http://schemas.microsoft.com/office/word/2020/wordml/sdtdatahash" xmlns:w16sdtfl="http://schemas.microsoft.com/office/word/2024/wordml/sdtformatlock" xmlns:w16se="http://schemas.microsoft.com/office/word/2015/wordml/symex" xmlns:wpg="http://schemas.microsoft.com/office/word/2010/wordprocessingGroup" xmlns:wpi="http://schemas.microsoft.com/office/word/2010/wordprocessingInk" xmlns:wne="http://schemas.microsoft.com/office/word/2006/wordml" xmlns:wps="http://schemas.microsoft.com/office/word/2010/wordprocessingShape" mc:Ignorable="w14 w15 w16se w16cid w16 w16cex w16sdtdh w16sdtfl w16du wp14">
+<w:document xmlns:wpc="http://schemas.microsoft.com/office/word/2010/wordprocessingCanvas" xmlns:cx="http://schemas.microsoft.com/office/drawing/2014/chartex" xmlns:cx1="http://schemas.microsoft.com/office/drawing/2015/9/8/chartex" xmlns:cx2="http://schemas.microsoft.com/office/drawing/2015/10/21/chartex" xmlns:cx3="http://schemas.microsoft.com/office/drawing/2016/5/9/chartex" xmlns:cx4="http://schemas.microsoft.com/office/drawing/2016/5/10/chartex" xmlns:cx5="http://schemas.microsoft.com/office/drawing/2016/5/11/chartex" xmlns:cx6="http://schemas.microsoft.com/office/drawing/2016/5/12/chartex" xmlns:cx7="http://schemas.microsoft.com/office/drawing/2016/5/13/chartex" xmlns:cx8="http://schemas.microsoft.com/office/drawing/2016/5/14/chartex" xmlns:mc="http://schemas.openxmlformats.org/markup-compatibility/2006" xmlns:aink="http://schemas.microsoft.com/office/drawing/2016/ink" xmlns:am3d="http://schemas.microsoft.com/office/drawing/2017/model3d" xmlns:o="urn:schemas-microsoft-com:office:office" xmlns:r="http://schemas.openxmlformats.org/officeDocument/2006/relationships" xmlns:m="http://schemas.openxmlformats.org/officeDocument/2006/math" xmlns:v="urn:schemas-microsoft-com:vml" xmlns:wp14="http://schemas.microsoft.com/office/word/2010/wordprocessingDrawing" xmlns:wp="http://schemas.openxmlformats.org/drawingml/2006/wordprocessingDrawing" xmlns:w10="urn:schemas-microsoft-com:office:word" xmlns:w="http://schemas.openxmlformats.org/wordprocessingml/2006/main" xmlns:w14="http://schemas.microsoft.com/office/word/2010/wordml" xmlns:w15="http://schemas.microsoft.com/office/word/2012/wordml" xmlns:w16cid="http://schemas.microsoft.com/office/word/2016/wordml/cid" xmlns:w16se="http://schemas.microsoft.com/office/word/2015/wordml/symex" xmlns:wpg="http://schemas.microsoft.com/office/word/2010/wordprocessingGroup" xmlns:wpi="http://schemas.microsoft.com/office/word/2010/wordprocessingInk" xmlns:wne="http://schemas.microsoft.com/office/word/2006/wordml" xmlns:wps="http://schemas.microsoft.com/office/word/2010/wordprocessingShape" mc:Ignorable="w14 w15 w16se w16cid wp14">
   <w:body>
     <w:p>
       <w:pPr>
@@ -655,7 +655,6 @@
                             <w:r>
                               <w:rPr>
                                 <w:rFonts w:hint="eastAsia"/>
-                                <w:b/>
                                 <w:color w:val="984806" w:themeColor="accent6" w:themeShade="80"/>
                                 <w:szCs w:val="30"/>
                               </w:rPr>
@@ -679,7 +678,6 @@
                             <w:r>
                               <w:rPr>
                                 <w:rFonts w:hint="eastAsia"/>
-                                <w:b/>
                                 <w:color w:val="984806" w:themeColor="accent6" w:themeShade="80"/>
                                 <w:szCs w:val="30"/>
                               </w:rPr>
@@ -703,7 +701,6 @@
                             <w:r>
                               <w:rPr>
                                 <w:rFonts w:hint="eastAsia"/>
-                                <w:b/>
                                 <w:color w:val="984806" w:themeColor="accent6" w:themeShade="80"/>
                                 <w:szCs w:val="30"/>
                               </w:rPr>
@@ -732,7 +729,7 @@
           </mc:Choice>
           <mc:Fallback>
             <w:pict>
-              <v:rect w14:anchorId="7C1CBCE7" id="직사각형 5" o:spid="_x0000_s1026" style="position:absolute;left:0;text-align:left;margin-left:8.45pt;margin-top:3.2pt;width:237.85pt;height:270.15pt;z-index:251659264;visibility:visible;mso-wrap-style:square;mso-width-percent:0;mso-height-percent:0;mso-wrap-distance-left:9pt;mso-wrap-distance-top:0;mso-wrap-distance-right:9pt;mso-wrap-distance-bottom:0;mso-position-horizontal:absolute;mso-position-horizontal-relative:text;mso-position-vertical:absolute;mso-position-vertical-relative:text;mso-width-percent:0;mso-height-percent:0;mso-width-relative:margin;mso-height-relative:margin;v-text-anchor:middle" o:gfxdata="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" filled="f" strokecolor="#974706 [1609]" strokeweight="1pt">
+              <v:rect w14:anchorId="7C1CBCE7" id="직사각형 5" o:spid="_x0000_s1026" style="position:absolute;left:0;text-align:left;margin-left:8.45pt;margin-top:3.2pt;width:237.85pt;height:270.15pt;z-index:251659264;visibility:visible;mso-wrap-style:square;mso-width-percent:0;mso-height-percent:0;mso-wrap-distance-left:9pt;mso-wrap-distance-top:0;mso-wrap-distance-right:9pt;mso-wrap-distance-bottom:0;mso-position-horizontal:absolute;mso-position-horizontal-relative:text;mso-position-vertical:absolute;mso-position-vertical-relative:text;mso-width-percent:0;mso-height-percent:0;mso-width-relative:margin;mso-height-relative:margin;v-text-anchor:middle" o:gfxdata="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" filled="f" strokecolor="#974706 [1609]" strokeweight="1pt">
                 <v:textbox>
                   <w:txbxContent>
                     <w:p>
@@ -1225,7 +1222,6 @@
                       <w:r>
                         <w:rPr>
                           <w:rFonts w:hint="eastAsia"/>
-                          <w:b/>
                           <w:color w:val="984806" w:themeColor="accent6" w:themeShade="80"/>
                           <w:szCs w:val="30"/>
                         </w:rPr>
@@ -1249,7 +1245,6 @@
                       <w:r>
                         <w:rPr>
                           <w:rFonts w:hint="eastAsia"/>
-                          <w:b/>
                           <w:color w:val="984806" w:themeColor="accent6" w:themeShade="80"/>
                           <w:szCs w:val="30"/>
                         </w:rPr>
@@ -1273,7 +1268,6 @@
                       <w:r>
                         <w:rPr>
                           <w:rFonts w:hint="eastAsia"/>
-                          <w:b/>
                           <w:color w:val="984806" w:themeColor="accent6" w:themeShade="80"/>
                           <w:szCs w:val="30"/>
                         </w:rPr>
@@ -1347,6 +1341,8 @@
           <w:szCs w:val="30"/>
         </w:rPr>
       </w:pPr>
+      <w:bookmarkStart w:id="0" w:name="_GoBack"/>
+      <w:bookmarkEnd w:id="0"/>
     </w:p>
     <w:p>
       <w:pPr>
@@ -52630,7 +52626,7 @@
 </file>
 
 <file path=word/endnotes.xml><?xml version="1.0" encoding="utf-8"?>
-<w:endnotes xmlns:wpc="http://schemas.microsoft.com/office/word/2010/wordprocessingCanvas" xmlns:cx="http://schemas.microsoft.com/office/drawing/2014/chartex" xmlns:cx1="http://schemas.microsoft.com/office/drawing/2015/9/8/chartex" xmlns:cx2="http://schemas.microsoft.com/office/drawing/2015/10/21/chartex" xmlns:cx3="http://schemas.microsoft.com/office/drawing/2016/5/9/chartex" xmlns:cx4="http://schemas.microsoft.com/office/drawing/2016/5/10/chartex" xmlns:cx5="http://schemas.microsoft.com/office/drawing/2016/5/11/chartex" xmlns:cx6="http://schemas.microsoft.com/office/drawing/2016/5/12/chartex" xmlns:cx7="http://schemas.microsoft.com/office/drawing/2016/5/13/chartex" xmlns:cx8="http://schemas.microsoft.com/office/drawing/2016/5/14/chartex" xmlns:mc="http://schemas.openxmlformats.org/markup-compatibility/2006" xmlns:aink="http://schemas.microsoft.com/office/drawing/2016/ink" xmlns:am3d="http://schemas.microsoft.com/office/drawing/2017/model3d" xmlns:o="urn:schemas-microsoft-com:office:office" xmlns:oel="http://schemas.microsoft.com/office/2019/extlst" xmlns:r="http://schemas.openxmlformats.org/officeDocument/2006/relationships" xmlns:m="http://schemas.openxmlformats.org/officeDocument/2006/math" xmlns:v="urn:schemas-microsoft-com:vml" xmlns:wp14="http://schemas.microsoft.com/office/word/2010/wordprocessingDrawing" xmlns:wp="http://schemas.openxmlformats.org/drawingml/2006/wordprocessingDrawing" xmlns:w10="urn:schemas-microsoft-com:office:word" xmlns:w="http://schemas.openxmlformats.org/wordprocessingml/2006/main" xmlns:w14="http://schemas.microsoft.com/office/word/2010/wordml" xmlns:w15="http://schemas.microsoft.com/office/word/2012/wordml" xmlns:w16cex="http://schemas.microsoft.com/office/word/2018/wordml/cex" xmlns:w16cid="http://schemas.microsoft.com/office/word/2016/wordml/cid" xmlns:w16="http://schemas.microsoft.com/office/word/2018/wordml" xmlns:w16du="http://schemas.microsoft.com/office/word/2023/wordml/word16du" xmlns:w16sdtdh="http://schemas.microsoft.com/office/word/2020/wordml/sdtdatahash" xmlns:w16sdtfl="http://schemas.microsoft.com/office/word/2024/wordml/sdtformatlock" xmlns:w16se="http://schemas.microsoft.com/office/word/2015/wordml/symex" xmlns:wpg="http://schemas.microsoft.com/office/word/2010/wordprocessingGroup" xmlns:wpi="http://schemas.microsoft.com/office/word/2010/wordprocessingInk" xmlns:wne="http://schemas.microsoft.com/office/word/2006/wordml" xmlns:wps="http://schemas.microsoft.com/office/word/2010/wordprocessingShape" mc:Ignorable="w14 w15 w16se w16cid w16 w16cex w16sdtdh w16sdtfl w16du wp14">
+<w:endnotes xmlns:wpc="http://schemas.microsoft.com/office/word/2010/wordprocessingCanvas" xmlns:cx="http://schemas.microsoft.com/office/drawing/2014/chartex" xmlns:cx1="http://schemas.microsoft.com/office/drawing/2015/9/8/chartex" xmlns:cx2="http://schemas.microsoft.com/office/drawing/2015/10/21/chartex" xmlns:cx3="http://schemas.microsoft.com/office/drawing/2016/5/9/chartex" xmlns:cx4="http://schemas.microsoft.com/office/drawing/2016/5/10/chartex" xmlns:cx5="http://schemas.microsoft.com/office/drawing/2016/5/11/chartex" xmlns:cx6="http://schemas.microsoft.com/office/drawing/2016/5/12/chartex" xmlns:cx7="http://schemas.microsoft.com/office/drawing/2016/5/13/chartex" xmlns:cx8="http://schemas.microsoft.com/office/drawing/2016/5/14/chartex" xmlns:mc="http://schemas.openxmlformats.org/markup-compatibility/2006" xmlns:aink="http://schemas.microsoft.com/office/drawing/2016/ink" xmlns:am3d="http://schemas.microsoft.com/office/drawing/2017/model3d" xmlns:o="urn:schemas-microsoft-com:office:office" xmlns:r="http://schemas.openxmlformats.org/officeDocument/2006/relationships" xmlns:m="http://schemas.openxmlformats.org/officeDocument/2006/math" xmlns:v="urn:schemas-microsoft-com:vml" xmlns:wp14="http://schemas.microsoft.com/office/word/2010/wordprocessingDrawing" xmlns:wp="http://schemas.openxmlformats.org/drawingml/2006/wordprocessingDrawing" xmlns:w10="urn:schemas-microsoft-com:office:word" xmlns:w="http://schemas.openxmlformats.org/wordprocessingml/2006/main" xmlns:w14="http://schemas.microsoft.com/office/word/2010/wordml" xmlns:w15="http://schemas.microsoft.com/office/word/2012/wordml" xmlns:w16cid="http://schemas.microsoft.com/office/word/2016/wordml/cid" xmlns:w16se="http://schemas.microsoft.com/office/word/2015/wordml/symex" xmlns:wpg="http://schemas.microsoft.com/office/word/2010/wordprocessingGroup" xmlns:wpi="http://schemas.microsoft.com/office/word/2010/wordprocessingInk" xmlns:wne="http://schemas.microsoft.com/office/word/2006/wordml" xmlns:wps="http://schemas.microsoft.com/office/word/2010/wordprocessingShape" mc:Ignorable="w14 w15 w16se w16cid wp14">
   <w:endnote w:type="separator" w:id="-1">
     <w:p>
       <w:pPr>
@@ -52655,7 +52651,7 @@
 </file>
 
 <file path=word/footer1.xml><?xml version="1.0" encoding="utf-8"?>
-<w:ftr xmlns:wpc="http://schemas.microsoft.com/office/word/2010/wordprocessingCanvas" xmlns:cx="http://schemas.microsoft.com/office/drawing/2014/chartex" xmlns:cx1="http://schemas.microsoft.com/office/drawing/2015/9/8/chartex" xmlns:cx2="http://schemas.microsoft.com/office/drawing/2015/10/21/chartex" xmlns:cx3="http://schemas.microsoft.com/office/drawing/2016/5/9/chartex" xmlns:cx4="http://schemas.microsoft.com/office/drawing/2016/5/10/chartex" xmlns:cx5="http://schemas.microsoft.com/office/drawing/2016/5/11/chartex" xmlns:cx6="http://schemas.microsoft.com/office/drawing/2016/5/12/chartex" xmlns:cx7="http://schemas.microsoft.com/office/drawing/2016/5/13/chartex" xmlns:cx8="http://schemas.microsoft.com/office/drawing/2016/5/14/chartex" xmlns:mc="http://schemas.openxmlformats.org/markup-compatibility/2006" xmlns:aink="http://schemas.microsoft.com/office/drawing/2016/ink" xmlns:am3d="http://schemas.microsoft.com/office/drawing/2017/model3d" xmlns:o="urn:schemas-microsoft-com:office:office" xmlns:oel="http://schemas.microsoft.com/office/2019/extlst" xmlns:r="http://schemas.openxmlformats.org/officeDocument/2006/relationships" xmlns:m="http://schemas.openxmlformats.org/officeDocument/2006/math" xmlns:v="urn:schemas-microsoft-com:vml" xmlns:wp14="http://schemas.microsoft.com/office/word/2010/wordprocessingDrawing" xmlns:wp="http://schemas.openxmlformats.org/drawingml/2006/wordprocessingDrawing" xmlns:w10="urn:schemas-microsoft-com:office:word" xmlns:w="http://schemas.openxmlformats.org/wordprocessingml/2006/main" xmlns:w14="http://schemas.microsoft.com/office/word/2010/wordml" xmlns:w15="http://schemas.microsoft.com/office/word/2012/wordml" xmlns:w16cex="http://schemas.microsoft.com/office/word/2018/wordml/cex" xmlns:w16cid="http://schemas.microsoft.com/office/word/2016/wordml/cid" xmlns:w16="http://schemas.microsoft.com/office/word/2018/wordml" xmlns:w16du="http://schemas.microsoft.com/office/word/2023/wordml/word16du" xmlns:w16sdtdh="http://schemas.microsoft.com/office/word/2020/wordml/sdtdatahash" xmlns:w16sdtfl="http://schemas.microsoft.com/office/word/2024/wordml/sdtformatlock" xmlns:w16se="http://schemas.microsoft.com/office/word/2015/wordml/symex" xmlns:wpg="http://schemas.microsoft.com/office/word/2010/wordprocessingGroup" xmlns:wpi="http://schemas.microsoft.com/office/word/2010/wordprocessingInk" xmlns:wne="http://schemas.microsoft.com/office/word/2006/wordml" xmlns:wps="http://schemas.microsoft.com/office/word/2010/wordprocessingShape" mc:Ignorable="w14 w15 w16se w16cid w16 w16cex w16sdtdh w16sdtfl w16du wp14">
+<w:ftr xmlns:wpc="http://schemas.microsoft.com/office/word/2010/wordprocessingCanvas" xmlns:cx="http://schemas.microsoft.com/office/drawing/2014/chartex" xmlns:cx1="http://schemas.microsoft.com/office/drawing/2015/9/8/chartex" xmlns:cx2="http://schemas.microsoft.com/office/drawing/2015/10/21/chartex" xmlns:cx3="http://schemas.microsoft.com/office/drawing/2016/5/9/chartex" xmlns:cx4="http://schemas.microsoft.com/office/drawing/2016/5/10/chartex" xmlns:cx5="http://schemas.microsoft.com/office/drawing/2016/5/11/chartex" xmlns:cx6="http://schemas.microsoft.com/office/drawing/2016/5/12/chartex" xmlns:cx7="http://schemas.microsoft.com/office/drawing/2016/5/13/chartex" xmlns:cx8="http://schemas.microsoft.com/office/drawing/2016/5/14/chartex" xmlns:mc="http://schemas.openxmlformats.org/markup-compatibility/2006" xmlns:aink="http://schemas.microsoft.com/office/drawing/2016/ink" xmlns:am3d="http://schemas.microsoft.com/office/drawing/2017/model3d" xmlns:o="urn:schemas-microsoft-com:office:office" xmlns:r="http://schemas.openxmlformats.org/officeDocument/2006/relationships" xmlns:m="http://schemas.openxmlformats.org/officeDocument/2006/math" xmlns:v="urn:schemas-microsoft-com:vml" xmlns:wp14="http://schemas.microsoft.com/office/word/2010/wordprocessingDrawing" xmlns:wp="http://schemas.openxmlformats.org/drawingml/2006/wordprocessingDrawing" xmlns:w10="urn:schemas-microsoft-com:office:word" xmlns:w="http://schemas.openxmlformats.org/wordprocessingml/2006/main" xmlns:w14="http://schemas.microsoft.com/office/word/2010/wordml" xmlns:w15="http://schemas.microsoft.com/office/word/2012/wordml" xmlns:w16cid="http://schemas.microsoft.com/office/word/2016/wordml/cid" xmlns:w16se="http://schemas.microsoft.com/office/word/2015/wordml/symex" xmlns:wpg="http://schemas.microsoft.com/office/word/2010/wordprocessingGroup" xmlns:wpi="http://schemas.microsoft.com/office/word/2010/wordprocessingInk" xmlns:wne="http://schemas.microsoft.com/office/word/2006/wordml" xmlns:wps="http://schemas.microsoft.com/office/word/2010/wordprocessingShape" mc:Ignorable="w14 w15 w16se w16cid wp14">
   <w:sdt>
     <w:sdtPr>
       <w:id w:val="-633328119"/>
@@ -52664,6 +52660,7 @@
         <w:docPartUnique/>
       </w:docPartObj>
     </w:sdtPr>
+    <w:sdtEndPr/>
     <w:sdtContent>
       <w:p>
         <w:pPr>
@@ -52701,7 +52698,7 @@
 </file>
 
 <file path=word/footnotes.xml><?xml version="1.0" encoding="utf-8"?>
-<w:footnotes xmlns:wpc="http://schemas.microsoft.com/office/word/2010/wordprocessingCanvas" xmlns:cx="http://schemas.microsoft.com/office/drawing/2014/chartex" xmlns:cx1="http://schemas.microsoft.com/office/drawing/2015/9/8/chartex" xmlns:cx2="http://schemas.microsoft.com/office/drawing/2015/10/21/chartex" xmlns:cx3="http://schemas.microsoft.com/office/drawing/2016/5/9/chartex" xmlns:cx4="http://schemas.microsoft.com/office/drawing/2016/5/10/chartex" xmlns:cx5="http://schemas.microsoft.com/office/drawing/2016/5/11/chartex" xmlns:cx6="http://schemas.microsoft.com/office/drawing/2016/5/12/chartex" xmlns:cx7="http://schemas.microsoft.com/office/drawing/2016/5/13/chartex" xmlns:cx8="http://schemas.microsoft.com/office/drawing/2016/5/14/chartex" xmlns:mc="http://schemas.openxmlformats.org/markup-compatibility/2006" xmlns:aink="http://schemas.microsoft.com/office/drawing/2016/ink" xmlns:am3d="http://schemas.microsoft.com/office/drawing/2017/model3d" xmlns:o="urn:schemas-microsoft-com:office:office" xmlns:oel="http://schemas.microsoft.com/office/2019/extlst" xmlns:r="http://schemas.openxmlformats.org/officeDocument/2006/relationships" xmlns:m="http://schemas.openxmlformats.org/officeDocument/2006/math" xmlns:v="urn:schemas-microsoft-com:vml" xmlns:wp14="http://schemas.microsoft.com/office/word/2010/wordprocessingDrawing" xmlns:wp="http://schemas.openxmlformats.org/drawingml/2006/wordprocessingDrawing" xmlns:w10="urn:schemas-microsoft-com:office:word" xmlns:w="http://schemas.openxmlformats.org/wordprocessingml/2006/main" xmlns:w14="http://schemas.microsoft.com/office/word/2010/wordml" xmlns:w15="http://schemas.microsoft.com/office/word/2012/wordml" xmlns:w16cex="http://schemas.microsoft.com/office/word/2018/wordml/cex" xmlns:w16cid="http://schemas.microsoft.com/office/word/2016/wordml/cid" xmlns:w16="http://schemas.microsoft.com/office/word/2018/wordml" xmlns:w16du="http://schemas.microsoft.com/office/word/2023/wordml/word16du" xmlns:w16sdtdh="http://schemas.microsoft.com/office/word/2020/wordml/sdtdatahash" xmlns:w16sdtfl="http://schemas.microsoft.com/office/word/2024/wordml/sdtformatlock" xmlns:w16se="http://schemas.microsoft.com/office/word/2015/wordml/symex" xmlns:wpg="http://schemas.microsoft.com/office/word/2010/wordprocessingGroup" xmlns:wpi="http://schemas.microsoft.com/office/word/2010/wordprocessingInk" xmlns:wne="http://schemas.microsoft.com/office/word/2006/wordml" xmlns:wps="http://schemas.microsoft.com/office/word/2010/wordprocessingShape" mc:Ignorable="w14 w15 w16se w16cid w16 w16cex w16sdtdh w16sdtfl w16du wp14">
+<w:footnotes xmlns:wpc="http://schemas.microsoft.com/office/word/2010/wordprocessingCanvas" xmlns:cx="http://schemas.microsoft.com/office/drawing/2014/chartex" xmlns:cx1="http://schemas.microsoft.com/office/drawing/2015/9/8/chartex" xmlns:cx2="http://schemas.microsoft.com/office/drawing/2015/10/21/chartex" xmlns:cx3="http://schemas.microsoft.com/office/drawing/2016/5/9/chartex" xmlns:cx4="http://schemas.microsoft.com/office/drawing/2016/5/10/chartex" xmlns:cx5="http://schemas.microsoft.com/office/drawing/2016/5/11/chartex" xmlns:cx6="http://schemas.microsoft.com/office/drawing/2016/5/12/chartex" xmlns:cx7="http://schemas.microsoft.com/office/drawing/2016/5/13/chartex" xmlns:cx8="http://schemas.microsoft.com/office/drawing/2016/5/14/chartex" xmlns:mc="http://schemas.openxmlformats.org/markup-compatibility/2006" xmlns:aink="http://schemas.microsoft.com/office/drawing/2016/ink" xmlns:am3d="http://schemas.microsoft.com/office/drawing/2017/model3d" xmlns:o="urn:schemas-microsoft-com:office:office" xmlns:r="http://schemas.openxmlformats.org/officeDocument/2006/relationships" xmlns:m="http://schemas.openxmlformats.org/officeDocument/2006/math" xmlns:v="urn:schemas-microsoft-com:vml" xmlns:wp14="http://schemas.microsoft.com/office/word/2010/wordprocessingDrawing" xmlns:wp="http://schemas.openxmlformats.org/drawingml/2006/wordprocessingDrawing" xmlns:w10="urn:schemas-microsoft-com:office:word" xmlns:w="http://schemas.openxmlformats.org/wordprocessingml/2006/main" xmlns:w14="http://schemas.microsoft.com/office/word/2010/wordml" xmlns:w15="http://schemas.microsoft.com/office/word/2012/wordml" xmlns:w16cid="http://schemas.microsoft.com/office/word/2016/wordml/cid" xmlns:w16se="http://schemas.microsoft.com/office/word/2015/wordml/symex" xmlns:wpg="http://schemas.microsoft.com/office/word/2010/wordprocessingGroup" xmlns:wpi="http://schemas.microsoft.com/office/word/2010/wordprocessingInk" xmlns:wne="http://schemas.microsoft.com/office/word/2006/wordml" xmlns:wps="http://schemas.microsoft.com/office/word/2010/wordprocessingShape" mc:Ignorable="w14 w15 w16se w16cid wp14">
   <w:footnote w:type="separator" w:id="-1">
     <w:p>
       <w:pPr>
@@ -52726,7 +52723,7 @@
 </file>
 
 <file path=word/numbering.xml><?xml version="1.0" encoding="utf-8"?>
-<w:numbering xmlns:wpc="http://schemas.microsoft.com/office/word/2010/wordprocessingCanvas" xmlns:cx="http://schemas.microsoft.com/office/drawing/2014/chartex" xmlns:cx1="http://schemas.microsoft.com/office/drawing/2015/9/8/chartex" xmlns:cx2="http://schemas.microsoft.com/office/drawing/2015/10/21/chartex" xmlns:cx3="http://schemas.microsoft.com/office/drawing/2016/5/9/chartex" xmlns:cx4="http://schemas.microsoft.com/office/drawing/2016/5/10/chartex" xmlns:cx5="http://schemas.microsoft.com/office/drawing/2016/5/11/chartex" xmlns:cx6="http://schemas.microsoft.com/office/drawing/2016/5/12/chartex" xmlns:cx7="http://schemas.microsoft.com/office/drawing/2016/5/13/chartex" xmlns:cx8="http://schemas.microsoft.com/office/drawing/2016/5/14/chartex" xmlns:mc="http://schemas.openxmlformats.org/markup-compatibility/2006" xmlns:aink="http://schemas.microsoft.com/office/drawing/2016/ink" xmlns:am3d="http://schemas.microsoft.com/office/drawing/2017/model3d" xmlns:o="urn:schemas-microsoft-com:office:office" xmlns:oel="http://schemas.microsoft.com/office/2019/extlst" xmlns:r="http://schemas.openxmlformats.org/officeDocument/2006/relationships" xmlns:m="http://schemas.openxmlformats.org/officeDocument/2006/math" xmlns:v="urn:schemas-microsoft-com:vml" xmlns:wp14="http://schemas.microsoft.com/office/word/2010/wordprocessingDrawing" xmlns:wp="http://schemas.openxmlformats.org/drawingml/2006/wordprocessingDrawing" xmlns:w10="urn:schemas-microsoft-com:office:word" xmlns:w="http://schemas.openxmlformats.org/wordprocessingml/2006/main" xmlns:w14="http://schemas.microsoft.com/office/word/2010/wordml" xmlns:w15="http://schemas.microsoft.com/office/word/2012/wordml" xmlns:w16cex="http://schemas.microsoft.com/office/word/2018/wordml/cex" xmlns:w16cid="http://schemas.microsoft.com/office/word/2016/wordml/cid" xmlns:w16="http://schemas.microsoft.com/office/word/2018/wordml" xmlns:w16du="http://schemas.microsoft.com/office/word/2023/wordml/word16du" xmlns:w16sdtdh="http://schemas.microsoft.com/office/word/2020/wordml/sdtdatahash" xmlns:w16sdtfl="http://schemas.microsoft.com/office/word/2024/wordml/sdtformatlock" xmlns:w16se="http://schemas.microsoft.com/office/word/2015/wordml/symex" xmlns:wpg="http://schemas.microsoft.com/office/word/2010/wordprocessingGroup" xmlns:wpi="http://schemas.microsoft.com/office/word/2010/wordprocessingInk" xmlns:wne="http://schemas.microsoft.com/office/word/2006/wordml" xmlns:wps="http://schemas.microsoft.com/office/word/2010/wordprocessingShape" mc:Ignorable="w14 w15 w16se w16cid w16 w16cex w16sdtdh w16sdtfl w16du wp14">
+<w:numbering xmlns:wpc="http://schemas.microsoft.com/office/word/2010/wordprocessingCanvas" xmlns:cx="http://schemas.microsoft.com/office/drawing/2014/chartex" xmlns:cx1="http://schemas.microsoft.com/office/drawing/2015/9/8/chartex" xmlns:cx2="http://schemas.microsoft.com/office/drawing/2015/10/21/chartex" xmlns:cx3="http://schemas.microsoft.com/office/drawing/2016/5/9/chartex" xmlns:cx4="http://schemas.microsoft.com/office/drawing/2016/5/10/chartex" xmlns:cx5="http://schemas.microsoft.com/office/drawing/2016/5/11/chartex" xmlns:cx6="http://schemas.microsoft.com/office/drawing/2016/5/12/chartex" xmlns:cx7="http://schemas.microsoft.com/office/drawing/2016/5/13/chartex" xmlns:cx8="http://schemas.microsoft.com/office/drawing/2016/5/14/chartex" xmlns:mc="http://schemas.openxmlformats.org/markup-compatibility/2006" xmlns:aink="http://schemas.microsoft.com/office/drawing/2016/ink" xmlns:am3d="http://schemas.microsoft.com/office/drawing/2017/model3d" xmlns:o="urn:schemas-microsoft-com:office:office" xmlns:r="http://schemas.openxmlformats.org/officeDocument/2006/relationships" xmlns:m="http://schemas.openxmlformats.org/officeDocument/2006/math" xmlns:v="urn:schemas-microsoft-com:vml" xmlns:wp14="http://schemas.microsoft.com/office/word/2010/wordprocessingDrawing" xmlns:wp="http://schemas.openxmlformats.org/drawingml/2006/wordprocessingDrawing" xmlns:w10="urn:schemas-microsoft-com:office:word" xmlns:w="http://schemas.openxmlformats.org/wordprocessingml/2006/main" xmlns:w14="http://schemas.microsoft.com/office/word/2010/wordml" xmlns:w15="http://schemas.microsoft.com/office/word/2012/wordml" xmlns:w16cid="http://schemas.microsoft.com/office/word/2016/wordml/cid" xmlns:w16se="http://schemas.microsoft.com/office/word/2015/wordml/symex" xmlns:wpg="http://schemas.microsoft.com/office/word/2010/wordprocessingGroup" xmlns:wpi="http://schemas.microsoft.com/office/word/2010/wordprocessingInk" xmlns:wne="http://schemas.microsoft.com/office/word/2006/wordml" xmlns:wps="http://schemas.microsoft.com/office/word/2010/wordprocessingShape" mc:Ignorable="w14 w15 w16se w16cid wp14">
   <w:abstractNum w:abstractNumId="0" w15:restartNumberingAfterBreak="0">
     <w:nsid w:val="00D77228"/>
     <w:multiLevelType w:val="hybridMultilevel"/>
@@ -53863,44 +53860,44 @@
       </w:pPr>
     </w:lvl>
   </w:abstractNum>
-  <w:num w:numId="1" w16cid:durableId="1260286742">
+  <w:num w:numId="1">
     <w:abstractNumId w:val="8"/>
   </w:num>
-  <w:num w:numId="2" w16cid:durableId="1543130392">
+  <w:num w:numId="2">
     <w:abstractNumId w:val="6"/>
   </w:num>
-  <w:num w:numId="3" w16cid:durableId="544146873">
+  <w:num w:numId="3">
     <w:abstractNumId w:val="9"/>
   </w:num>
-  <w:num w:numId="4" w16cid:durableId="28259151">
+  <w:num w:numId="4">
     <w:abstractNumId w:val="0"/>
   </w:num>
-  <w:num w:numId="5" w16cid:durableId="781846827">
+  <w:num w:numId="5">
     <w:abstractNumId w:val="3"/>
   </w:num>
-  <w:num w:numId="6" w16cid:durableId="1256091867">
+  <w:num w:numId="6">
     <w:abstractNumId w:val="1"/>
   </w:num>
-  <w:num w:numId="7" w16cid:durableId="1545629337">
+  <w:num w:numId="7">
     <w:abstractNumId w:val="2"/>
   </w:num>
-  <w:num w:numId="8" w16cid:durableId="2034108879">
+  <w:num w:numId="8">
     <w:abstractNumId w:val="7"/>
   </w:num>
-  <w:num w:numId="9" w16cid:durableId="27528912">
+  <w:num w:numId="9">
     <w:abstractNumId w:val="4"/>
   </w:num>
-  <w:num w:numId="10" w16cid:durableId="871721188">
+  <w:num w:numId="10">
     <w:abstractNumId w:val="5"/>
   </w:num>
-  <w:num w:numId="11" w16cid:durableId="1136602585">
+  <w:num w:numId="11">
     <w:abstractNumId w:val="10"/>
   </w:num>
 </w:numbering>
 </file>
 
 <file path=word/styles.xml><?xml version="1.0" encoding="utf-8"?>
-<w:styles xmlns:mc="http://schemas.openxmlformats.org/markup-compatibility/2006" xmlns:r="http://schemas.openxmlformats.org/officeDocument/2006/relationships" xmlns:w="http://schemas.openxmlformats.org/wordprocessingml/2006/main" xmlns:w14="http://schemas.microsoft.com/office/word/2010/wordml" xmlns:w15="http://schemas.microsoft.com/office/word/2012/wordml" xmlns:w16cex="http://schemas.microsoft.com/office/word/2018/wordml/cex" xmlns:w16cid="http://schemas.microsoft.com/office/word/2016/wordml/cid" xmlns:w16="http://schemas.microsoft.com/office/word/2018/wordml" xmlns:w16du="http://schemas.microsoft.com/office/word/2023/wordml/word16du" xmlns:w16sdtdh="http://schemas.microsoft.com/office/word/2020/wordml/sdtdatahash" xmlns:w16sdtfl="http://schemas.microsoft.com/office/word/2024/wordml/sdtformatlock" xmlns:w16se="http://schemas.microsoft.com/office/word/2015/wordml/symex" mc:Ignorable="w14 w15 w16se w16cid w16 w16cex w16sdtdh w16sdtfl w16du">
+<w:styles xmlns:mc="http://schemas.openxmlformats.org/markup-compatibility/2006" xmlns:r="http://schemas.openxmlformats.org/officeDocument/2006/relationships" xmlns:w="http://schemas.openxmlformats.org/wordprocessingml/2006/main" xmlns:w14="http://schemas.microsoft.com/office/word/2010/wordml" xmlns:w15="http://schemas.microsoft.com/office/word/2012/wordml" xmlns:w16cid="http://schemas.microsoft.com/office/word/2016/wordml/cid" xmlns:w16se="http://schemas.microsoft.com/office/word/2015/wordml/symex" mc:Ignorable="w14 w15 w16se w16cid">
   <w:docDefaults>
     <w:rPrDefault>
       <w:rPr>
@@ -53917,7 +53914,7 @@
       </w:pPr>
     </w:pPrDefault>
   </w:docDefaults>
-  <w:latentStyles w:defLockedState="0" w:defUIPriority="99" w:defSemiHidden="0" w:defUnhideWhenUsed="0" w:defQFormat="0" w:count="376">
+  <w:latentStyles w:defLockedState="0" w:defUIPriority="99" w:defSemiHidden="0" w:defUnhideWhenUsed="0" w:defQFormat="0" w:count="375">
     <w:lsdException w:name="Normal" w:uiPriority="0" w:qFormat="1"/>
     <w:lsdException w:name="heading 1" w:uiPriority="9" w:qFormat="1"/>
     <w:lsdException w:name="heading 2" w:semiHidden="1" w:uiPriority="9" w:unhideWhenUsed="1" w:qFormat="1"/>
@@ -54293,7 +54290,6 @@
     <w:lsdException w:name="Smart Hyperlink" w:semiHidden="1" w:unhideWhenUsed="1"/>
     <w:lsdException w:name="Hashtag" w:semiHidden="1" w:unhideWhenUsed="1"/>
     <w:lsdException w:name="Unresolved Mention" w:semiHidden="1" w:unhideWhenUsed="1"/>
-    <w:lsdException w:name="Smart Link" w:semiHidden="1" w:unhideWhenUsed="1"/>
   </w:latentStyles>
   <w:style w:type="paragraph" w:default="1" w:styleId="a">
     <w:name w:val="Normal"/>
